--- a/hh/moonlands/audit site/audit.docx
+++ b/hh/moonlands/audit site/audit.docx
@@ -3466,78 +3466,83 @@
         </w:rPr>
         <w:t>это и неуказанные атрибуты тегов, и устаревшие атрибуты, и неправильная вложенность тегов, и т.д. …</w:t>
       </w:r>
+    </w:p>
+    <w:p>
+      <w:pPr>
+        <w:ind w:left="1134"/>
+        <w:rPr>
+          <w:rFonts w:asciiTheme="minorHAnsi" w:hAnsiTheme="minorHAnsi" w:cstheme="minorHAnsi"/>
+          <w:sz w:val="28"/>
+          <w:szCs w:val="28"/>
+        </w:rPr>
+      </w:pPr>
+    </w:p>
+    <w:p>
+      <w:pPr>
+        <w:ind w:left="1134"/>
+        <w:rPr>
+          <w:rFonts w:asciiTheme="minorHAnsi" w:hAnsiTheme="minorHAnsi" w:cstheme="minorHAnsi"/>
+          <w:sz w:val="28"/>
+          <w:szCs w:val="28"/>
+        </w:rPr>
+      </w:pPr>
+      <w:r>
+        <w:rPr>
+          <w:rFonts w:asciiTheme="minorHAnsi" w:hAnsiTheme="minorHAnsi" w:cstheme="minorHAnsi"/>
+          <w:sz w:val="28"/>
+          <w:szCs w:val="28"/>
+        </w:rPr>
+        <w:t>Верстка сайта выполнена не совсем аккуратно… некоторые элементы «наползают» друг на друга, закрывая собой важную информацию (например, в мобильной версии кнопки корзины и «</w:t>
+      </w:r>
+      <w:proofErr w:type="spellStart"/>
+      <w:r>
+        <w:rPr>
+          <w:rFonts w:asciiTheme="minorHAnsi" w:hAnsiTheme="minorHAnsi" w:cstheme="minorHAnsi"/>
+          <w:sz w:val="28"/>
+          <w:szCs w:val="28"/>
+        </w:rPr>
+        <w:t>бургер</w:t>
+      </w:r>
+      <w:proofErr w:type="spellEnd"/>
+      <w:proofErr w:type="gramStart"/>
+      <w:r>
+        <w:rPr>
+          <w:rFonts w:asciiTheme="minorHAnsi" w:hAnsiTheme="minorHAnsi" w:cstheme="minorHAnsi"/>
+          <w:sz w:val="28"/>
+          <w:szCs w:val="28"/>
+        </w:rPr>
+        <w:t>»-</w:t>
+      </w:r>
+      <w:proofErr w:type="gramEnd"/>
+      <w:r>
+        <w:rPr>
+          <w:rFonts w:asciiTheme="minorHAnsi" w:hAnsiTheme="minorHAnsi" w:cstheme="minorHAnsi"/>
+          <w:sz w:val="28"/>
+          <w:szCs w:val="28"/>
+        </w:rPr>
+        <w:t>меню закрывают кнопку заказа воды)</w:t>
+      </w:r>
+    </w:p>
+    <w:p>
+      <w:pPr>
+        <w:ind w:left="1134"/>
+        <w:rPr>
+          <w:rFonts w:asciiTheme="minorHAnsi" w:hAnsiTheme="minorHAnsi" w:cstheme="minorHAnsi"/>
+          <w:sz w:val="28"/>
+          <w:szCs w:val="28"/>
+        </w:rPr>
+      </w:pPr>
+      <w:r>
+        <w:rPr>
+          <w:rFonts w:asciiTheme="minorHAnsi" w:hAnsiTheme="minorHAnsi" w:cstheme="minorHAnsi"/>
+          <w:color w:val="FF0000"/>
+          <w:sz w:val="28"/>
+          <w:szCs w:val="28"/>
+        </w:rPr>
+        <w:t>* нужно исправить ошибки верстки</w:t>
+      </w:r>
       <w:bookmarkStart w:id="0" w:name="_GoBack"/>
       <w:bookmarkEnd w:id="0"/>
-    </w:p>
-    <w:p>
-      <w:pPr>
-        <w:ind w:left="1134"/>
-        <w:rPr>
-          <w:rFonts w:asciiTheme="minorHAnsi" w:hAnsiTheme="minorHAnsi" w:cstheme="minorHAnsi"/>
-          <w:sz w:val="28"/>
-          <w:szCs w:val="28"/>
-        </w:rPr>
-      </w:pPr>
-    </w:p>
-    <w:p>
-      <w:pPr>
-        <w:ind w:left="1134"/>
-        <w:rPr>
-          <w:rFonts w:asciiTheme="minorHAnsi" w:hAnsiTheme="minorHAnsi" w:cstheme="minorHAnsi"/>
-          <w:sz w:val="28"/>
-          <w:szCs w:val="28"/>
-        </w:rPr>
-      </w:pPr>
-    </w:p>
-    <w:p>
-      <w:pPr>
-        <w:ind w:left="1134"/>
-        <w:rPr>
-          <w:rFonts w:asciiTheme="minorHAnsi" w:hAnsiTheme="minorHAnsi" w:cstheme="minorHAnsi"/>
-          <w:sz w:val="28"/>
-          <w:szCs w:val="28"/>
-        </w:rPr>
-      </w:pPr>
-    </w:p>
-    <w:p>
-      <w:pPr>
-        <w:ind w:left="1134"/>
-        <w:rPr>
-          <w:rFonts w:asciiTheme="minorHAnsi" w:hAnsiTheme="minorHAnsi" w:cstheme="minorHAnsi"/>
-          <w:sz w:val="28"/>
-          <w:szCs w:val="28"/>
-        </w:rPr>
-      </w:pPr>
-    </w:p>
-    <w:p>
-      <w:pPr>
-        <w:ind w:left="1134"/>
-        <w:rPr>
-          <w:rFonts w:asciiTheme="minorHAnsi" w:hAnsiTheme="minorHAnsi" w:cstheme="minorHAnsi"/>
-          <w:sz w:val="28"/>
-          <w:szCs w:val="28"/>
-        </w:rPr>
-      </w:pPr>
-    </w:p>
-    <w:p>
-      <w:pPr>
-        <w:ind w:left="1134"/>
-        <w:rPr>
-          <w:rFonts w:asciiTheme="minorHAnsi" w:hAnsiTheme="minorHAnsi" w:cstheme="minorHAnsi"/>
-          <w:sz w:val="28"/>
-          <w:szCs w:val="28"/>
-        </w:rPr>
-      </w:pPr>
-    </w:p>
-    <w:p>
-      <w:pPr>
-        <w:ind w:left="1134"/>
-        <w:rPr>
-          <w:rFonts w:asciiTheme="minorHAnsi" w:hAnsiTheme="minorHAnsi" w:cstheme="minorHAnsi"/>
-          <w:sz w:val="28"/>
-          <w:szCs w:val="28"/>
-        </w:rPr>
-      </w:pPr>
     </w:p>
     <w:sectPr>
       <w:pgSz w:w="16838" w:h="11906" w:orient="landscape"/>
